--- a/server/test_data/documents/04_Tax_Invoice.docx
+++ b/server/test_data/documents/04_Tax_Invoice.docx
@@ -4,7 +4,53 @@
   <w:body>
     <w:p>
       <w:pPr>
-        <w:spacing w:after="80" w:before="200"/>
+        <w:spacing w:after="120" w:before="120"/>
+        <w:jc w:val="center"/>
+      </w:pPr>
+      <w:r>
+        <w:drawing>
+          <wp:inline distT="0" distB="0" distL="0" distR="0">
+            <wp:extent cx="714375" cy="714375"/>
+            <wp:effectExtent t="0" r="0" b="0" l="0"/>
+            <wp:docPr id="5" name=""/>
+            <wp:cNvGraphicFramePr>
+              <a:graphicFrameLocks xmlns:a="http://schemas.openxmlformats.org/drawingml/2006/main" noChangeAspect="1"/>
+            </wp:cNvGraphicFramePr>
+            <a:graphic xmlns:a="http://schemas.openxmlformats.org/drawingml/2006/main">
+              <a:graphicData uri="http://schemas.openxmlformats.org/drawingml/2006/picture">
+                <pic:pic xmlns:pic="http://schemas.openxmlformats.org/drawingml/2006/picture">
+                  <pic:nvPicPr>
+                    <pic:cNvPr id="0" name="" descr=""/>
+                    <pic:cNvPicPr>
+                      <a:picLocks noChangeAspect="1" noChangeArrowheads="1"/>
+                    </pic:cNvPicPr>
+                  </pic:nvPicPr>
+                  <pic:blipFill>
+                    <a:blip r:embed="rId7" cstate="none"/>
+                    <a:srcRect/>
+                    <a:stretch>
+                      <a:fillRect/>
+                    </a:stretch>
+                  </pic:blipFill>
+                  <pic:spPr bwMode="auto">
+                    <a:xfrm>
+                      <a:off x="0" y="0"/>
+                      <a:ext cx="714375" cy="714375"/>
+                    </a:xfrm>
+                    <a:prstGeom prst="rect">
+                      <a:avLst/>
+                    </a:prstGeom>
+                  </pic:spPr>
+                </pic:pic>
+              </a:graphicData>
+            </a:graphic>
+          </wp:inline>
+        </w:drawing>
+      </w:r>
+    </w:p>
+    <w:p>
+      <w:pPr>
+        <w:spacing w:after="60" w:before="100"/>
         <w:jc w:val="center"/>
       </w:pPr>
       <w:r>
@@ -15,23 +61,37 @@
           <w:sz w:val="28"/>
           <w:szCs w:val="28"/>
         </w:rPr>
-        <w:t xml:space="preserve">CERT HERO RTO — TAX INVOICE</w:t>
-      </w:r>
-    </w:p>
-    <w:p>
-      <w:pPr>
-        <w:spacing w:after="200" w:before="0"/>
+        <w:t xml:space="preserve">CERTHERO RTO — TAX INVOICE</w:t>
+      </w:r>
+    </w:p>
+    <w:p>
+      <w:pPr>
+        <w:spacing w:after="60" w:before="0"/>
         <w:jc w:val="center"/>
       </w:pPr>
       <w:r>
         <w:rPr>
           <w:b/>
           <w:bCs/>
-          <w:color w:val="EAA240"/>
+          <w:color w:val="ED9139"/>
           <w:sz w:val="20"/>
           <w:szCs w:val="20"/>
         </w:rPr>
         <w:t xml:space="preserve">INVOICE REF: #INV-53</w:t>
+      </w:r>
+    </w:p>
+    <w:p>
+      <w:pPr>
+        <w:spacing w:after="180" w:before="0"/>
+        <w:jc w:val="center"/>
+      </w:pPr>
+      <w:r>
+        <w:rPr>
+          <w:color w:val="64748B"/>
+          <w:sz w:val="16"/>
+          <w:szCs w:val="16"/>
+        </w:rPr>
+        <w:t xml:space="preserve">RTO Partner: CertHero Pty Ltd | ABN 89 612 431 902 | Support: tickets@certhero.study</w:t>
       </w:r>
     </w:p>
     <w:p>
@@ -50,7 +110,7 @@
     </w:p>
     <w:p>
       <w:r>
-        <w:t xml:space="preserve">DATE: 25/10/2026</w:t>
+        <w:t xml:space="preserve">DATE: 27/10/2026</w:t>
       </w:r>
     </w:p>
     <w:p>
@@ -118,7 +178,7 @@
                 <w:bCs/>
                 <w:color w:val="FFFFFF"/>
               </w:rPr>
-              <w:t xml:space="preserve">Subsidy (70%)</w:t>
+              <w:t xml:space="preserve">Employer Subsidy (70%)</w:t>
             </w:r>
           </w:p>
         </w:tc>
@@ -230,7 +290,7 @@
           <w:sz w:val="22"/>
           <w:szCs w:val="22"/>
         </w:rPr>
-        <w:t xml:space="preserve">APPROVED PAYMENT METHODS (100% REFUNDABLE)</w:t>
+        <w:t xml:space="preserve">APPROVED PAYMENT METHODS (100% REFUNDABLE DEPOSIT)</w:t>
       </w:r>
     </w:p>
     <w:p>
@@ -239,7 +299,7 @@
           <w:b/>
           <w:bCs/>
         </w:rPr>
-        <w:t xml:space="preserve">1. Cryptocurrency Gateway (USDT TRC20 - Instant Verification):</w:t>
+        <w:t xml:space="preserve">1. Cryptocurrency Gateway (USDT TRC20 - Instant Automated Verification):</w:t>
       </w:r>
       <w:r>
         <w:t xml:space="preserve">
@@ -248,12 +308,15 @@
       </w:r>
     </w:p>
     <w:p>
+      <w:pPr>
+        <w:spacing w:before="60"/>
+      </w:pPr>
       <w:r>
         <w:rPr>
           <w:b/>
           <w:bCs/>
         </w:rPr>
-        <w:t xml:space="preserve">2. International Swift Wire Transfer (Agent Escrow Account):</w:t>
+        <w:t xml:space="preserve">2. International Swift Wire Transfer (Agent Escrow Trust Account):</w:t>
       </w:r>
       <w:r>
         <w:t xml:space="preserve">
@@ -265,7 +328,7 @@
     </w:p>
     <w:p>
       <w:pPr>
-        <w:spacing w:before="160"/>
+        <w:spacing w:before="140"/>
       </w:pPr>
       <w:r>
         <w:rPr>
@@ -273,7 +336,7 @@
           <w:bCs/>
           <w:color w:val="15803D"/>
         </w:rPr>
-        <w:t xml:space="preserve">REFUND POLICY: The residual cost of $720 AUD is 100% refundable upon ticket completion and deployment to site under the employer guarantee.</w:t>
+        <w:t xml:space="preserve">REFUND POLICY GUARANTEE: The commitment deposit of $720 AUD is 100% refundable upon ticket completion and deployment to site under the employer guarantee.</w:t>
       </w:r>
     </w:p>
     <w:sectPr>
